--- a/public/2026/seq06/FICHE_S6-A03_Scratch2_5eme.docx
+++ b/public/2026/seq06/FICHE_S6-A03_Scratch2_5eme.docx
@@ -211,6 +211,21 @@
                 <w:szCs w:val="15"/>
               </w:rPr>
               <w:t xml:space="preserve">ACTIVITÉ N°03</w:t>
+            </w:r>
+          </w:p>
+          <w:p>
+            <w:pPr>
+              <w:spacing w:after="0"/>
+            </w:pPr>
+            <w:r>
+              <w:rPr>
+                <w:rFonts w:ascii="Arial" w:cs="Arial" w:eastAsia="Arial" w:hAnsi="Arial"/>
+                <w:i w:val="false"/>
+                <w:iCs w:val="false"/>
+                <w:sz w:val="15"/>
+                <w:szCs w:val="15"/>
+              </w:rPr>
+              <w:t xml:space="preserve">Scratch (2) : les variables</w:t>
             </w:r>
           </w:p>
         </w:tc>

--- a/public/2026/seq06/FICHE_S6-A03_Scratch2_5eme.docx
+++ b/public/2026/seq06/FICHE_S6-A03_Scratch2_5eme.docx
@@ -381,7 +381,7 @@
           <w:sz w:val="24"/>
           <w:szCs w:val="24"/>
         </w:rPr>
-        <w:t xml:space="preserve">Tu sauras créer une variable et la faire évoluer pour dessiner une spirale.</w:t>
+        <w:t xml:space="preserve">Tu sauras dire en français ce que fait un programme, et faire évoluer une variable.</w:t>
       </w:r>
     </w:p>
     <w:p>
@@ -1098,6 +1098,548 @@
                 <w:szCs w:val="24"/>
               </w:rPr>
               <w:t xml:space="preserve">............................................................................</w:t>
+            </w:r>
+          </w:p>
+        </w:tc>
+      </w:tr>
+    </w:tbl>
+    <w:p>
+      <w:pPr>
+        <w:keepNext/>
+        <w:keepLines/>
+        <w:spacing w:after="96"/>
+      </w:pPr>
+      <w:r>
+        <w:rPr>
+          <w:rFonts w:ascii="Arial" w:cs="Arial" w:eastAsia="Arial" w:hAnsi="Arial"/>
+          <w:b w:val="false"/>
+          <w:bCs w:val="false"/>
+          <w:i/>
+          <w:iCs/>
+          <w:sz w:val="24"/>
+          <w:szCs w:val="24"/>
+        </w:rPr>
+        <w:t xml:space="preserve">➤ Écris la LETTRE de la traduction qui convient. Chaque ligne du programme fait UNE seule chose. La première ligne est un exemple.</w:t>
+      </w:r>
+    </w:p>
+    <w:p>
+      <w:pPr>
+        <w:spacing w:after="48" w:before="50"/>
+      </w:pPr>
+      <w:r>
+        <w:rPr>
+          <w:rFonts w:ascii="Arial" w:cs="Arial" w:eastAsia="Arial" w:hAnsi="Arial"/>
+          <w:b w:val="false"/>
+          <w:bCs w:val="false"/>
+          <w:i w:val="false"/>
+          <w:iCs w:val="false"/>
+          <w:sz w:val="24"/>
+          <w:szCs w:val="24"/>
+        </w:rPr>
+        <w:t xml:space="preserve">A. il tourne d’un quart de tour   ·   B. il agrandit le pas de 20   ·   C. il retient une valeur de départ</w:t>
+      </w:r>
+    </w:p>
+    <w:p>
+      <w:pPr>
+        <w:spacing w:after="48" w:before="50"/>
+      </w:pPr>
+      <w:r>
+        <w:rPr>
+          <w:rFonts w:ascii="Arial" w:cs="Arial" w:eastAsia="Arial" w:hAnsi="Arial"/>
+          <w:b w:val="false"/>
+          <w:bCs w:val="false"/>
+          <w:i w:val="false"/>
+          <w:iCs w:val="false"/>
+          <w:sz w:val="24"/>
+          <w:szCs w:val="24"/>
+        </w:rPr>
+        <w:t xml:space="preserve">D. il avance de la valeur retenue   ·   E. il recommence quatre fois</w:t>
+      </w:r>
+    </w:p>
+    <w:tbl>
+      <w:tblPr>
+        <w:tblW w:type="dxa" w:w="9360"/>
+        <w:tblBorders>
+          <w:top w:val="single" w:color="auto" w:sz="4"/>
+          <w:left w:val="single" w:color="auto" w:sz="4"/>
+          <w:bottom w:val="single" w:color="auto" w:sz="4"/>
+          <w:right w:val="single" w:color="auto" w:sz="4"/>
+          <w:insideH w:val="single" w:color="auto" w:sz="4"/>
+          <w:insideV w:val="single" w:color="auto" w:sz="4"/>
+        </w:tblBorders>
+      </w:tblPr>
+      <w:tblGrid>
+        <w:gridCol w:w="7500"/>
+        <w:gridCol w:w="1860"/>
+      </w:tblGrid>
+      <w:tr>
+        <w:trPr>
+          <w:cantSplit/>
+        </w:trPr>
+        <w:tc>
+          <w:tcPr>
+            <w:tcW w:type="dxa" w:w="7500"/>
+            <w:tcBorders>
+              <w:top w:val="single" w:color="000000" w:sz="6"/>
+              <w:left w:val="single" w:color="000000" w:sz="6"/>
+              <w:bottom w:val="single" w:color="000000" w:sz="6"/>
+              <w:right w:val="single" w:color="000000" w:sz="6"/>
+            </w:tcBorders>
+            <w:shd w:fill="D9D9D9" w:val="clear"/>
+            <w:tcMar>
+              <w:top w:type="dxa" w:w="40"/>
+              <w:left w:type="dxa" w:w="80"/>
+              <w:bottom w:type="dxa" w:w="40"/>
+              <w:right w:type="dxa" w:w="80"/>
+            </w:tcMar>
+            <w:vAlign w:val="center"/>
+          </w:tcPr>
+          <w:p>
+            <w:pPr>
+              <w:keepNext/>
+              <w:keepLines/>
+              <w:spacing w:after="0"/>
+            </w:pPr>
+            <w:r>
+              <w:rPr>
+                <w:rFonts w:ascii="Arial" w:cs="Arial" w:eastAsia="Arial" w:hAnsi="Arial"/>
+                <w:b/>
+                <w:bCs/>
+                <w:i w:val="false"/>
+                <w:iCs w:val="false"/>
+                <w:sz w:val="24"/>
+                <w:szCs w:val="24"/>
+              </w:rPr>
+              <w:t xml:space="preserve">Ligne du programme spirale</w:t>
+            </w:r>
+          </w:p>
+        </w:tc>
+        <w:tc>
+          <w:tcPr>
+            <w:tcW w:type="dxa" w:w="1860"/>
+            <w:tcBorders>
+              <w:top w:val="single" w:color="000000" w:sz="6"/>
+              <w:left w:val="single" w:color="000000" w:sz="6"/>
+              <w:bottom w:val="single" w:color="000000" w:sz="6"/>
+              <w:right w:val="single" w:color="000000" w:sz="6"/>
+            </w:tcBorders>
+            <w:shd w:fill="D9D9D9" w:val="clear"/>
+            <w:tcMar>
+              <w:top w:type="dxa" w:w="40"/>
+              <w:left w:type="dxa" w:w="80"/>
+              <w:bottom w:type="dxa" w:w="40"/>
+              <w:right w:type="dxa" w:w="80"/>
+            </w:tcMar>
+            <w:vAlign w:val="center"/>
+          </w:tcPr>
+          <w:p>
+            <w:pPr>
+              <w:keepNext/>
+              <w:keepLines/>
+              <w:spacing w:after="0"/>
+            </w:pPr>
+            <w:r>
+              <w:rPr>
+                <w:rFonts w:ascii="Arial" w:cs="Arial" w:eastAsia="Arial" w:hAnsi="Arial"/>
+                <w:b/>
+                <w:bCs/>
+                <w:i w:val="false"/>
+                <w:iCs w:val="false"/>
+                <w:sz w:val="24"/>
+                <w:szCs w:val="24"/>
+              </w:rPr>
+              <w:t xml:space="preserve">Lettre</w:t>
+            </w:r>
+          </w:p>
+        </w:tc>
+      </w:tr>
+      <w:tr>
+        <w:trPr>
+          <w:cantSplit/>
+        </w:trPr>
+        <w:tc>
+          <w:tcPr>
+            <w:tcW w:type="dxa" w:w="7500"/>
+            <w:tcBorders>
+              <w:top w:val="single" w:color="000000" w:sz="6"/>
+              <w:left w:val="single" w:color="000000" w:sz="6"/>
+              <w:bottom w:val="single" w:color="000000" w:sz="6"/>
+              <w:right w:val="single" w:color="000000" w:sz="6"/>
+            </w:tcBorders>
+            <w:tcMar>
+              <w:top w:type="dxa" w:w="40"/>
+              <w:left w:type="dxa" w:w="80"/>
+              <w:bottom w:type="dxa" w:w="40"/>
+              <w:right w:type="dxa" w:w="80"/>
+            </w:tcMar>
+            <w:vAlign w:val="top"/>
+          </w:tcPr>
+          <w:p>
+            <w:pPr>
+              <w:keepNext/>
+              <w:keepLines/>
+              <w:spacing w:after="0"/>
+            </w:pPr>
+            <w:r>
+              <w:rPr>
+                <w:rFonts w:ascii="Arial" w:cs="Arial" w:eastAsia="Arial" w:hAnsi="Arial"/>
+                <w:b w:val="false"/>
+                <w:bCs w:val="false"/>
+                <w:i w:val="false"/>
+                <w:iCs w:val="false"/>
+                <w:sz w:val="24"/>
+                <w:szCs w:val="24"/>
+              </w:rPr>
+              <w:t xml:space="preserve">EXEMPLE — répéter 4 fois</w:t>
+            </w:r>
+          </w:p>
+        </w:tc>
+        <w:tc>
+          <w:tcPr>
+            <w:tcW w:type="dxa" w:w="1860"/>
+            <w:tcBorders>
+              <w:top w:val="single" w:color="000000" w:sz="6"/>
+              <w:left w:val="single" w:color="000000" w:sz="6"/>
+              <w:bottom w:val="single" w:color="000000" w:sz="6"/>
+              <w:right w:val="single" w:color="000000" w:sz="6"/>
+            </w:tcBorders>
+            <w:tcMar>
+              <w:top w:type="dxa" w:w="40"/>
+              <w:left w:type="dxa" w:w="80"/>
+              <w:bottom w:type="dxa" w:w="40"/>
+              <w:right w:type="dxa" w:w="80"/>
+            </w:tcMar>
+            <w:vAlign w:val="top"/>
+          </w:tcPr>
+          <w:p>
+            <w:pPr>
+              <w:keepNext/>
+              <w:keepLines/>
+              <w:spacing w:after="0"/>
+            </w:pPr>
+            <w:r>
+              <w:rPr>
+                <w:rFonts w:ascii="Arial" w:cs="Arial" w:eastAsia="Arial" w:hAnsi="Arial"/>
+                <w:b w:val="false"/>
+                <w:bCs w:val="false"/>
+                <w:i w:val="false"/>
+                <w:iCs w:val="false"/>
+                <w:sz w:val="24"/>
+                <w:szCs w:val="24"/>
+              </w:rPr>
+              <w:t xml:space="preserve">E</w:t>
+            </w:r>
+          </w:p>
+        </w:tc>
+      </w:tr>
+      <w:tr>
+        <w:trPr>
+          <w:cantSplit/>
+        </w:trPr>
+        <w:tc>
+          <w:tcPr>
+            <w:tcW w:type="dxa" w:w="7500"/>
+            <w:tcBorders>
+              <w:top w:val="single" w:color="000000" w:sz="6"/>
+              <w:left w:val="single" w:color="000000" w:sz="6"/>
+              <w:bottom w:val="single" w:color="000000" w:sz="6"/>
+              <w:right w:val="single" w:color="000000" w:sz="6"/>
+            </w:tcBorders>
+            <w:tcMar>
+              <w:top w:type="dxa" w:w="40"/>
+              <w:left w:type="dxa" w:w="80"/>
+              <w:bottom w:type="dxa" w:w="40"/>
+              <w:right w:type="dxa" w:w="80"/>
+            </w:tcMar>
+            <w:vAlign w:val="top"/>
+          </w:tcPr>
+          <w:p>
+            <w:pPr>
+              <w:keepNext/>
+              <w:keepLines/>
+              <w:spacing w:after="0"/>
+            </w:pPr>
+            <w:r>
+              <w:rPr>
+                <w:rFonts w:ascii="Arial" w:cs="Arial" w:eastAsia="Arial" w:hAnsi="Arial"/>
+                <w:b w:val="false"/>
+                <w:bCs w:val="false"/>
+                <w:i w:val="false"/>
+                <w:iCs w:val="false"/>
+                <w:sz w:val="24"/>
+                <w:szCs w:val="24"/>
+              </w:rPr>
+              <w:t xml:space="preserve">mettre « pas » à 20</w:t>
+            </w:r>
+          </w:p>
+        </w:tc>
+        <w:tc>
+          <w:tcPr>
+            <w:tcW w:type="dxa" w:w="1860"/>
+            <w:tcBorders>
+              <w:top w:val="single" w:color="000000" w:sz="6"/>
+              <w:left w:val="single" w:color="000000" w:sz="6"/>
+              <w:bottom w:val="single" w:color="000000" w:sz="6"/>
+              <w:right w:val="single" w:color="000000" w:sz="6"/>
+            </w:tcBorders>
+            <w:tcMar>
+              <w:top w:type="dxa" w:w="40"/>
+              <w:left w:type="dxa" w:w="80"/>
+              <w:bottom w:type="dxa" w:w="40"/>
+              <w:right w:type="dxa" w:w="80"/>
+            </w:tcMar>
+            <w:vAlign w:val="top"/>
+          </w:tcPr>
+          <w:p>
+            <w:pPr>
+              <w:keepNext/>
+              <w:keepLines/>
+              <w:spacing w:after="0"/>
+            </w:pPr>
+            <w:r>
+              <w:rPr>
+                <w:rFonts w:ascii="Arial" w:cs="Arial" w:eastAsia="Arial" w:hAnsi="Arial"/>
+                <w:b w:val="false"/>
+                <w:bCs w:val="false"/>
+                <w:i w:val="false"/>
+                <w:iCs w:val="false"/>
+                <w:sz w:val="24"/>
+                <w:szCs w:val="24"/>
+              </w:rPr>
+              <w:t xml:space="preserve">........................</w:t>
+            </w:r>
+          </w:p>
+        </w:tc>
+      </w:tr>
+      <w:tr>
+        <w:trPr>
+          <w:cantSplit/>
+        </w:trPr>
+        <w:tc>
+          <w:tcPr>
+            <w:tcW w:type="dxa" w:w="7500"/>
+            <w:tcBorders>
+              <w:top w:val="single" w:color="000000" w:sz="6"/>
+              <w:left w:val="single" w:color="000000" w:sz="6"/>
+              <w:bottom w:val="single" w:color="000000" w:sz="6"/>
+              <w:right w:val="single" w:color="000000" w:sz="6"/>
+            </w:tcBorders>
+            <w:tcMar>
+              <w:top w:type="dxa" w:w="40"/>
+              <w:left w:type="dxa" w:w="80"/>
+              <w:bottom w:type="dxa" w:w="40"/>
+              <w:right w:type="dxa" w:w="80"/>
+            </w:tcMar>
+            <w:vAlign w:val="top"/>
+          </w:tcPr>
+          <w:p>
+            <w:pPr>
+              <w:keepNext/>
+              <w:keepLines/>
+              <w:spacing w:after="0"/>
+            </w:pPr>
+            <w:r>
+              <w:rPr>
+                <w:rFonts w:ascii="Arial" w:cs="Arial" w:eastAsia="Arial" w:hAnsi="Arial"/>
+                <w:b w:val="false"/>
+                <w:bCs w:val="false"/>
+                <w:i w:val="false"/>
+                <w:iCs w:val="false"/>
+                <w:sz w:val="24"/>
+                <w:szCs w:val="24"/>
+              </w:rPr>
+              <w:t xml:space="preserve">avancer de « pas »</w:t>
+            </w:r>
+          </w:p>
+        </w:tc>
+        <w:tc>
+          <w:tcPr>
+            <w:tcW w:type="dxa" w:w="1860"/>
+            <w:tcBorders>
+              <w:top w:val="single" w:color="000000" w:sz="6"/>
+              <w:left w:val="single" w:color="000000" w:sz="6"/>
+              <w:bottom w:val="single" w:color="000000" w:sz="6"/>
+              <w:right w:val="single" w:color="000000" w:sz="6"/>
+            </w:tcBorders>
+            <w:tcMar>
+              <w:top w:type="dxa" w:w="40"/>
+              <w:left w:type="dxa" w:w="80"/>
+              <w:bottom w:type="dxa" w:w="40"/>
+              <w:right w:type="dxa" w:w="80"/>
+            </w:tcMar>
+            <w:vAlign w:val="top"/>
+          </w:tcPr>
+          <w:p>
+            <w:pPr>
+              <w:keepNext/>
+              <w:keepLines/>
+              <w:spacing w:after="0"/>
+            </w:pPr>
+            <w:r>
+              <w:rPr>
+                <w:rFonts w:ascii="Arial" w:cs="Arial" w:eastAsia="Arial" w:hAnsi="Arial"/>
+                <w:b w:val="false"/>
+                <w:bCs w:val="false"/>
+                <w:i w:val="false"/>
+                <w:iCs w:val="false"/>
+                <w:sz w:val="24"/>
+                <w:szCs w:val="24"/>
+              </w:rPr>
+              <w:t xml:space="preserve">........................</w:t>
+            </w:r>
+          </w:p>
+        </w:tc>
+      </w:tr>
+      <w:tr>
+        <w:trPr>
+          <w:cantSplit/>
+        </w:trPr>
+        <w:tc>
+          <w:tcPr>
+            <w:tcW w:type="dxa" w:w="7500"/>
+            <w:tcBorders>
+              <w:top w:val="single" w:color="000000" w:sz="6"/>
+              <w:left w:val="single" w:color="000000" w:sz="6"/>
+              <w:bottom w:val="single" w:color="000000" w:sz="6"/>
+              <w:right w:val="single" w:color="000000" w:sz="6"/>
+            </w:tcBorders>
+            <w:tcMar>
+              <w:top w:type="dxa" w:w="40"/>
+              <w:left w:type="dxa" w:w="80"/>
+              <w:bottom w:type="dxa" w:w="40"/>
+              <w:right w:type="dxa" w:w="80"/>
+            </w:tcMar>
+            <w:vAlign w:val="top"/>
+          </w:tcPr>
+          <w:p>
+            <w:pPr>
+              <w:keepNext/>
+              <w:keepLines/>
+              <w:spacing w:after="0"/>
+            </w:pPr>
+            <w:r>
+              <w:rPr>
+                <w:rFonts w:ascii="Arial" w:cs="Arial" w:eastAsia="Arial" w:hAnsi="Arial"/>
+                <w:b w:val="false"/>
+                <w:bCs w:val="false"/>
+                <w:i w:val="false"/>
+                <w:iCs w:val="false"/>
+                <w:sz w:val="24"/>
+                <w:szCs w:val="24"/>
+              </w:rPr>
+              <w:t xml:space="preserve">tourner de 90°</w:t>
+            </w:r>
+          </w:p>
+        </w:tc>
+        <w:tc>
+          <w:tcPr>
+            <w:tcW w:type="dxa" w:w="1860"/>
+            <w:tcBorders>
+              <w:top w:val="single" w:color="000000" w:sz="6"/>
+              <w:left w:val="single" w:color="000000" w:sz="6"/>
+              <w:bottom w:val="single" w:color="000000" w:sz="6"/>
+              <w:right w:val="single" w:color="000000" w:sz="6"/>
+            </w:tcBorders>
+            <w:tcMar>
+              <w:top w:type="dxa" w:w="40"/>
+              <w:left w:type="dxa" w:w="80"/>
+              <w:bottom w:type="dxa" w:w="40"/>
+              <w:right w:type="dxa" w:w="80"/>
+            </w:tcMar>
+            <w:vAlign w:val="top"/>
+          </w:tcPr>
+          <w:p>
+            <w:pPr>
+              <w:keepNext/>
+              <w:keepLines/>
+              <w:spacing w:after="0"/>
+            </w:pPr>
+            <w:r>
+              <w:rPr>
+                <w:rFonts w:ascii="Arial" w:cs="Arial" w:eastAsia="Arial" w:hAnsi="Arial"/>
+                <w:b w:val="false"/>
+                <w:bCs w:val="false"/>
+                <w:i w:val="false"/>
+                <w:iCs w:val="false"/>
+                <w:sz w:val="24"/>
+                <w:szCs w:val="24"/>
+              </w:rPr>
+              <w:t xml:space="preserve">........................</w:t>
+            </w:r>
+          </w:p>
+        </w:tc>
+      </w:tr>
+      <w:tr>
+        <w:trPr>
+          <w:cantSplit/>
+        </w:trPr>
+        <w:tc>
+          <w:tcPr>
+            <w:tcW w:type="dxa" w:w="7500"/>
+            <w:tcBorders>
+              <w:top w:val="single" w:color="000000" w:sz="6"/>
+              <w:left w:val="single" w:color="000000" w:sz="6"/>
+              <w:bottom w:val="single" w:color="000000" w:sz="6"/>
+              <w:right w:val="single" w:color="000000" w:sz="6"/>
+            </w:tcBorders>
+            <w:tcMar>
+              <w:top w:type="dxa" w:w="40"/>
+              <w:left w:type="dxa" w:w="80"/>
+              <w:bottom w:type="dxa" w:w="40"/>
+              <w:right w:type="dxa" w:w="80"/>
+            </w:tcMar>
+            <w:vAlign w:val="top"/>
+          </w:tcPr>
+          <w:p>
+            <w:pPr>
+              <w:spacing w:after="0"/>
+            </w:pPr>
+            <w:r>
+              <w:rPr>
+                <w:rFonts w:ascii="Arial" w:cs="Arial" w:eastAsia="Arial" w:hAnsi="Arial"/>
+                <w:b w:val="false"/>
+                <w:bCs w:val="false"/>
+                <w:i w:val="false"/>
+                <w:iCs w:val="false"/>
+                <w:sz w:val="24"/>
+                <w:szCs w:val="24"/>
+              </w:rPr>
+              <w:t xml:space="preserve">ajouter 20 à « pas »</w:t>
+            </w:r>
+          </w:p>
+        </w:tc>
+        <w:tc>
+          <w:tcPr>
+            <w:tcW w:type="dxa" w:w="1860"/>
+            <w:tcBorders>
+              <w:top w:val="single" w:color="000000" w:sz="6"/>
+              <w:left w:val="single" w:color="000000" w:sz="6"/>
+              <w:bottom w:val="single" w:color="000000" w:sz="6"/>
+              <w:right w:val="single" w:color="000000" w:sz="6"/>
+            </w:tcBorders>
+            <w:tcMar>
+              <w:top w:type="dxa" w:w="40"/>
+              <w:left w:type="dxa" w:w="80"/>
+              <w:bottom w:type="dxa" w:w="40"/>
+              <w:right w:type="dxa" w:w="80"/>
+            </w:tcMar>
+            <w:vAlign w:val="top"/>
+          </w:tcPr>
+          <w:p>
+            <w:pPr>
+              <w:spacing w:after="0"/>
+            </w:pPr>
+            <w:r>
+              <w:rPr>
+                <w:rFonts w:ascii="Arial" w:cs="Arial" w:eastAsia="Arial" w:hAnsi="Arial"/>
+                <w:b w:val="false"/>
+                <w:bCs w:val="false"/>
+                <w:i w:val="false"/>
+                <w:iCs w:val="false"/>
+                <w:sz w:val="24"/>
+                <w:szCs w:val="24"/>
+              </w:rPr>
+              <w:t xml:space="preserve">........................</w:t>
             </w:r>
           </w:p>
         </w:tc>
